--- a/DEUX Website/Improved wireframes/Improved wireframes discussion.docx
+++ b/DEUX Website/Improved wireframes/Improved wireframes discussion.docx
@@ -44,6 +44,9 @@
     </w:p>
     <w:p>
       <w:r>
+        <w:rPr>
+          <w:noProof/>
+        </w:rPr>
         <w:lastRenderedPageBreak/>
         <w:drawing>
           <wp:inline distT="0" distB="0" distL="0" distR="0" wp14:anchorId="7746E7BD" wp14:editId="620D4192">
@@ -84,6 +87,9 @@
     </w:p>
     <w:p>
       <w:r>
+        <w:rPr>
+          <w:noProof/>
+        </w:rPr>
         <w:lastRenderedPageBreak/>
         <w:drawing>
           <wp:inline distT="0" distB="0" distL="0" distR="0" wp14:anchorId="543F314B" wp14:editId="0C063FEA">
@@ -125,6 +131,170 @@
     <w:p>
       <w:r>
         <w:br w:type="page"/>
+      </w:r>
+    </w:p>
+    <w:p>
+      <w:r>
+        <w:lastRenderedPageBreak/>
+        <w:t>The second wireframe co</w:t>
+      </w:r>
+      <w:r>
+        <w:t>n</w:t>
+      </w:r>
+      <w:r>
+        <w:t xml:space="preserve">sists only of options for booking the correct haircut. This page is very simple and will just have the template layout plus the two options. Keeping this webpage simple is key for user experience </w:t>
+      </w:r>
+      <w:r>
+        <w:t xml:space="preserve">so they do not get overwhelmed with choices and can make a quick and simple decision. </w:t>
+      </w:r>
+    </w:p>
+    <w:p>
+      <w:r>
+        <w:t>In our presentation we said that this page could be expanded to include more options but after review I believe the</w:t>
+      </w:r>
+      <w:r>
+        <w:t xml:space="preserve"> page can be kept simple with just two options to ensure the user is</w:t>
+      </w:r>
+      <w:r>
+        <w:t xml:space="preserve"> not </w:t>
+      </w:r>
+      <w:r>
+        <w:t>overloaded with choice</w:t>
+      </w:r>
+      <w:r>
+        <w:t xml:space="preserve"> keeping the user engaged and satisfied.</w:t>
+      </w:r>
+    </w:p>
+    <w:p>
+      <w:r>
+        <w:t>See image below</w:t>
+      </w:r>
+    </w:p>
+    <w:p>
+      <w:r>
+        <w:drawing>
+          <wp:inline distT="0" distB="0" distL="0" distR="0" wp14:anchorId="50682CD5" wp14:editId="0FBF5FFA">
+            <wp:extent cx="5731510" cy="4629785"/>
+            <wp:effectExtent l="0" t="0" r="2540" b="0"/>
+            <wp:docPr id="343381807" name="Picture 1" descr="A screenshot of a haircut options&#10;&#10;AI-generated content may be incorrect."/>
+            <wp:cNvGraphicFramePr>
+              <a:graphicFrameLocks xmlns:a="http://schemas.openxmlformats.org/drawingml/2006/main" noChangeAspect="1"/>
+            </wp:cNvGraphicFramePr>
+            <a:graphic xmlns:a="http://schemas.openxmlformats.org/drawingml/2006/main">
+              <a:graphicData uri="http://schemas.openxmlformats.org/drawingml/2006/picture">
+                <pic:pic xmlns:pic="http://schemas.openxmlformats.org/drawingml/2006/picture">
+                  <pic:nvPicPr>
+                    <pic:cNvPr id="343381807" name="Picture 1" descr="A screenshot of a haircut options&#10;&#10;AI-generated content may be incorrect."/>
+                    <pic:cNvPicPr/>
+                  </pic:nvPicPr>
+                  <pic:blipFill>
+                    <a:blip r:embed="rId6"/>
+                    <a:stretch>
+                      <a:fillRect/>
+                    </a:stretch>
+                  </pic:blipFill>
+                  <pic:spPr>
+                    <a:xfrm>
+                      <a:off x="0" y="0"/>
+                      <a:ext cx="5731510" cy="4629785"/>
+                    </a:xfrm>
+                    <a:prstGeom prst="rect">
+                      <a:avLst/>
+                    </a:prstGeom>
+                  </pic:spPr>
+                </pic:pic>
+              </a:graphicData>
+            </a:graphic>
+          </wp:inline>
+        </w:drawing>
+      </w:r>
+    </w:p>
+    <w:p/>
+    <w:p>
+      <w:r>
+        <w:br w:type="page"/>
+      </w:r>
+    </w:p>
+    <w:p>
+      <w:r>
+        <w:lastRenderedPageBreak/>
+        <w:t xml:space="preserve">The last page spoke about within the presentation is the final stage of booking online. This is the remaining information required that would be necessary to book an appointment. I have decanted the information required </w:t>
+      </w:r>
+      <w:r>
+        <w:t xml:space="preserve">and changed the discount message to appear at the bottom instead of in the middle of the form. This should help the flow when entering information </w:t>
+      </w:r>
+      <w:r>
+        <w:t>and leaves the user to be able to read the student information if required.</w:t>
+      </w:r>
+    </w:p>
+    <w:p>
+      <w:r>
+        <w:t xml:space="preserve">Keeping this page simple is key for the </w:t>
+      </w:r>
+      <w:r>
+        <w:t>fast-booking</w:t>
+      </w:r>
+      <w:r>
+        <w:t xml:space="preserve"> system we are aiming for. The user personas both require a booking online </w:t>
+      </w:r>
+      <w:r>
+        <w:t>system,</w:t>
+      </w:r>
+      <w:r>
+        <w:t xml:space="preserve"> and this system would work for both cases, being fast for a busy user and </w:t>
+      </w:r>
+      <w:r>
+        <w:t>easily</w:t>
+      </w:r>
+      <w:r>
+        <w:t xml:space="preserve"> accessible for </w:t>
+      </w:r>
+      <w:r>
+        <w:t>other users.</w:t>
+      </w:r>
+    </w:p>
+    <w:p>
+      <w:r>
+        <w:t>See image below</w:t>
+      </w:r>
+    </w:p>
+    <w:p>
+      <w:r>
+        <w:drawing>
+          <wp:inline distT="0" distB="0" distL="0" distR="0" wp14:anchorId="641693A0" wp14:editId="12A9A8FD">
+            <wp:extent cx="5731510" cy="2842895"/>
+            <wp:effectExtent l="0" t="0" r="2540" b="0"/>
+            <wp:docPr id="1062855022" name="Picture 1" descr="A screenshot of a application&#10;&#10;AI-generated content may be incorrect."/>
+            <wp:cNvGraphicFramePr>
+              <a:graphicFrameLocks xmlns:a="http://schemas.openxmlformats.org/drawingml/2006/main" noChangeAspect="1"/>
+            </wp:cNvGraphicFramePr>
+            <a:graphic xmlns:a="http://schemas.openxmlformats.org/drawingml/2006/main">
+              <a:graphicData uri="http://schemas.openxmlformats.org/drawingml/2006/picture">
+                <pic:pic xmlns:pic="http://schemas.openxmlformats.org/drawingml/2006/picture">
+                  <pic:nvPicPr>
+                    <pic:cNvPr id="1062855022" name="Picture 1" descr="A screenshot of a application&#10;&#10;AI-generated content may be incorrect."/>
+                    <pic:cNvPicPr/>
+                  </pic:nvPicPr>
+                  <pic:blipFill>
+                    <a:blip r:embed="rId7"/>
+                    <a:stretch>
+                      <a:fillRect/>
+                    </a:stretch>
+                  </pic:blipFill>
+                  <pic:spPr>
+                    <a:xfrm>
+                      <a:off x="0" y="0"/>
+                      <a:ext cx="5731510" cy="2842895"/>
+                    </a:xfrm>
+                    <a:prstGeom prst="rect">
+                      <a:avLst/>
+                    </a:prstGeom>
+                  </pic:spPr>
+                </pic:pic>
+              </a:graphicData>
+            </a:graphic>
+          </wp:inline>
+        </w:drawing>
       </w:r>
     </w:p>
     <w:p/>

--- a/DEUX Website/Improved wireframes/Improved wireframes discussion.docx
+++ b/DEUX Website/Improved wireframes/Improved wireframes discussion.docx
@@ -25,6 +25,14 @@
     <w:p>
       <w:r>
         <w:t>Secondly, for the main section of the webpage I have made the content fit into a smaller area using CSS. This will help to ensure that content does not stretch or shrink depending on the screen size from the user. This adds security to the content and makes the website less likely to look strange if used on a different screen.</w:t>
+      </w:r>
+    </w:p>
+    <w:p>
+      <w:r>
+        <w:t xml:space="preserve">Removing the gallery from pages other than the home page will help user interaction, if the gallery is within these pages the user would have to scroll down each time the page was open resulting in confusion and unnecessary </w:t>
+      </w:r>
+      <w:r>
+        <w:t>scrolling.</w:t>
       </w:r>
     </w:p>
     <w:p>
@@ -172,6 +180,9 @@
     </w:p>
     <w:p>
       <w:r>
+        <w:rPr>
+          <w:noProof/>
+        </w:rPr>
         <w:drawing>
           <wp:inline distT="0" distB="0" distL="0" distR="0" wp14:anchorId="50682CD5" wp14:editId="0FBF5FFA">
             <wp:extent cx="5731510" cy="4629785"/>
@@ -260,6 +271,9 @@
     </w:p>
     <w:p>
       <w:r>
+        <w:rPr>
+          <w:noProof/>
+        </w:rPr>
         <w:drawing>
           <wp:inline distT="0" distB="0" distL="0" distR="0" wp14:anchorId="641693A0" wp14:editId="12A9A8FD">
             <wp:extent cx="5731510" cy="2842895"/>
